--- a/week-5-assessment-rubrics/week-5-reading-homework.docx
+++ b/week-5-assessment-rubrics/week-5-reading-homework.docx
@@ -44,7 +44,7 @@
           <w:rFonts w:ascii="Inter" w:hAnsi="Inter"/>
           <w:i/>
         </w:rPr>
-        <w:t>Read McGatha and Darcy after Tuesday's studio, then write one dated journal entry in Marginalia with the three parts below. Don't just answer — explain your reasoning; that's what counts.</w:t>
+        <w:t>Read McGatha and Darcy after Tuesday's studio, then write one dated journal entry in Journaler with the three parts below. Don't just answer — explain your reasoning; that's what counts.</w:t>
       </w:r>
     </w:p>
     <w:p>

--- a/week-5-assessment-rubrics/week-5-reading-homework.docx
+++ b/week-5-assessment-rubrics/week-5-reading-homework.docx
@@ -138,69 +138,19 @@
       </w:r>
     </w:p>
     <w:p>
-      <w:r>
-        <w:rPr>
-          <w:rFonts w:ascii="Inter" w:hAnsi="Inter"/>
-          <w:i w:val="0"/>
-        </w:rPr>
-        <w:t>Write one dated entry with all three parts:</w:t>
-      </w:r>
-    </w:p>
-    <w:p>
-      <w:pPr>
-        <w:pStyle w:val="ListNumber"/>
-        <w:spacing w:after="160"/>
-      </w:pPr>
+      <w:pPr/>
       <w:r>
         <w:rPr>
           <w:rFonts w:ascii="Inter" w:hAnsi="Inter"/>
           <w:b/>
         </w:rPr>
-        <w:t>Name the lens.</w:t>
+        <w:t>Assessment for learning.</w:t>
       </w:r>
       <w:r>
         <w:rPr>
           <w:rFonts w:ascii="Inter" w:hAnsi="Inter"/>
         </w:rPr>
-        <w:t xml:space="preserve"> McGatha sorts every rubric two ways — holistic or analytic, and specific or general. Take two of the rubrics you scored with on Tuesday and place each one on both axes. For one of them, name a thing it makes visible and a thing it hides.</w:t>
-      </w:r>
-    </w:p>
-    <w:p>
-      <w:pPr>
-        <w:pStyle w:val="ListNumber"/>
-        <w:spacing w:after="160"/>
-      </w:pPr>
-      <w:r>
-        <w:rPr>
-          <w:rFonts w:ascii="Inter" w:hAnsi="Inter"/>
-          <w:b/>
-        </w:rPr>
-        <w:t>The weighting is the message.</w:t>
-      </w:r>
-      <w:r>
-        <w:rPr>
-          <w:rFonts w:ascii="Inter" w:hAnsi="Inter"/>
-        </w:rPr>
-        <w:t xml:space="preserve"> McGatha's Figure 3 is the same Charles-Lester-O'Daffer rubric you used Tuesday: understanding and planning can earn up to 6 points each, but getting the answer earns at most 3. Tuesday's sample had the right work and swapped its two labels. Score that work again under this rubric and under a right-answer-only rubric, and say what each one decided the child had earned.</w:t>
-      </w:r>
-    </w:p>
-    <w:p>
-      <w:pPr>
-        <w:pStyle w:val="ListNumber"/>
-        <w:spacing w:after="160"/>
-      </w:pPr>
-      <w:r>
-        <w:rPr>
-          <w:rFonts w:ascii="Inter" w:hAnsi="Inter"/>
-          <w:b/>
-        </w:rPr>
-        <w:t>For the learner, not just about them.</w:t>
-      </w:r>
-      <w:r>
-        <w:rPr>
-          <w:rFonts w:ascii="Inter" w:hAnsi="Inter"/>
-        </w:rPr>
-        <w:t xml:space="preserve"> McGatha closes on formative assessment — done for students, not only to them. Thursday you begin profiling one real child. Which of Tuesday's rubrics would you pick up to find out where that learner actually is, and why that one?</w:t>
+        <w:t xml:space="preserve"> What does an assessment make visible, what does it hide, and how do we use it for a learner, not just about them? McGatha sorts rubrics by what they reveal and how they weight it. Draw on McGatha, and on the rubrics you scored Tuesday, as your evidence — and connect it to the child you begin profiling Thursday.</w:t>
       </w:r>
     </w:p>
     <w:p>

--- a/week-5-assessment-rubrics/week-5-reading-homework.docx
+++ b/week-5-assessment-rubrics/week-5-reading-homework.docx
@@ -44,7 +44,7 @@
           <w:rFonts w:ascii="Inter" w:hAnsi="Inter"/>
           <w:i/>
         </w:rPr>
-        <w:t>Read McGatha and Darcy after Tuesday's studio, then write one dated journal entry in Journaler with the three parts below. Don't just answer — explain your reasoning; that's what counts.</w:t>
+        <w:t>Read McGatha and Darcy after Tuesday's studio, then work through them with Todd-in-a-Can in Journaler — highlight what strikes you, think it through, and land on your take on the prompt below. Todd asks the questions; you do the reasoning.</w:t>
       </w:r>
     </w:p>
     <w:p>

--- a/week-5-assessment-rubrics/week-5-reading-homework.docx
+++ b/week-5-assessment-rubrics/week-5-reading-homework.docx
@@ -44,7 +44,7 @@
           <w:rFonts w:ascii="Inter" w:hAnsi="Inter"/>
           <w:i/>
         </w:rPr>
-        <w:t>Read McGatha and Darcy after Tuesday's studio, then work through them with Todd-in-a-Can in Journaler — highlight what strikes you, think it through, and land on your take on the prompt below. Todd asks the questions; you do the reasoning.</w:t>
+        <w:t>Read McGatha and Darcy after the studio, then work through them with Todd-in-a-Can in Journaler — highlight what strikes you, think it through, and land on your take on the prompt below. Todd asks the questions; you do the reasoning.</w:t>
       </w:r>
     </w:p>
     <w:p>
@@ -94,7 +94,7 @@
                 <w:rFonts w:ascii="Inter" w:hAnsi="Inter"/>
                 <w:i w:val="0"/>
               </w:rPr>
-              <w:t>Published by NCTM. Read it through the JSTOR link below (log in through Miami's library). It names the framework you used Tuesday to sort the rubrics — and two of its figures ARE rubrics you scored with.</w:t>
+              <w:t>Published by NCTM. Read it through the JSTOR link below (log in through Miami's library). It names the framework you used in the studio to sort the rubrics — and two of its figures ARE rubrics you scored with.</w:t>
             </w:r>
           </w:p>
           <w:p>
@@ -150,7 +150,7 @@
         <w:rPr>
           <w:rFonts w:ascii="Inter" w:hAnsi="Inter"/>
         </w:rPr>
-        <w:t xml:space="preserve"> What does an assessment make visible, what does it hide, and how do we use it for a learner, not just about them? McGatha sorts rubrics by what they reveal and how they weight it. Draw on McGatha, and on the rubrics you scored Tuesday, as your evidence — and connect it to the child you begin profiling Thursday.</w:t>
+        <w:t xml:space="preserve"> What does an assessment make visible, what does it hide, and how do we use it for a learner, not just about them? McGatha sorts rubrics by what they reveal and how they weight it. Draw on McGatha, and on the rubrics you scored in the studio, as your evidence — and connect it to the child you begin profiling in the clinic.</w:t>
       </w:r>
     </w:p>
     <w:p>
@@ -159,7 +159,7 @@
           <w:rFonts w:ascii="Inter" w:hAnsi="Inter"/>
           <w:i/>
         </w:rPr>
-        <w:t>This is the fifth and final entry in your Reading Journal. All five entries are due before the field week — write this one now, while Tuesday is fresh.</w:t>
+        <w:t>This is the fifth and final entry in your Reading Journal. All five entries are due before the field week — write this one now, while the studio is fresh.</w:t>
       </w:r>
     </w:p>
     <w:sectPr>

--- a/week-5-assessment-rubrics/week-5-reading-homework.docx
+++ b/week-5-assessment-rubrics/week-5-reading-homework.docx
@@ -9,7 +9,7 @@
       </w:pPr>
       <w:r>
         <w:rPr>
-          <w:rFonts w:ascii="Inter" w:hAnsi="Inter"/>
+          <w:rFonts w:ascii="Calibri" w:hAnsi="Calibri"/>
           <w:b/>
           <w:color w:val="1F4E96"/>
         </w:rPr>
@@ -19,7 +19,7 @@
     <w:p>
       <w:r>
         <w:rPr>
-          <w:rFonts w:ascii="Inter" w:hAnsi="Inter"/>
+          <w:rFonts w:ascii="Calibri" w:hAnsi="Calibri"/>
           <w:b/>
           <w:color w:val="1F4E96"/>
           <w:sz w:val="26"/>
@@ -30,7 +30,7 @@
     <w:p>
       <w:r>
         <w:rPr>
-          <w:rFonts w:ascii="Inter" w:hAnsi="Inter"/>
+          <w:rFonts w:ascii="Calibri" w:hAnsi="Calibri"/>
           <w:b/>
           <w:color w:val="1F4E96"/>
           <w:sz w:val="26"/>
@@ -41,7 +41,7 @@
     <w:p>
       <w:r>
         <w:rPr>
-          <w:rFonts w:ascii="Inter" w:hAnsi="Inter"/>
+          <w:rFonts w:ascii="Calibri" w:hAnsi="Calibri"/>
           <w:i/>
         </w:rPr>
         <w:t>Read McGatha and Darcy after the studio, then work through them with Todd-in-a-Can in Journaler — highlight what strikes you, think it through, and land on your take on the prompt below. Todd asks the questions; you do the reasoning.</w:t>
@@ -53,7 +53,7 @@
       </w:pPr>
       <w:r>
         <w:rPr>
-          <w:rFonts w:ascii="Inter" w:hAnsi="Inter"/>
+          <w:rFonts w:ascii="Calibri" w:hAnsi="Calibri"/>
           <w:b/>
           <w:color w:val="1F4E96"/>
           <w:sz w:val="24"/>
@@ -91,7 +91,7 @@
           <w:p>
             <w:r>
               <w:rPr>
-                <w:rFonts w:ascii="Inter" w:hAnsi="Inter"/>
+                <w:rFonts w:ascii="Calibri" w:hAnsi="Calibri"/>
                 <w:i w:val="0"/>
               </w:rPr>
               <w:t>Published by NCTM. Read it through the JSTOR link below (log in through Miami's library). It names the framework you used in the studio to sort the rubrics — and two of its figures ARE rubrics you scored with.</w:t>
@@ -100,7 +100,7 @@
           <w:p>
             <w:r>
               <w:rPr>
-                <w:rFonts w:ascii="Inter" w:hAnsi="Inter"/>
+                <w:rFonts w:ascii="Calibri" w:hAnsi="Calibri"/>
               </w:rPr>
               <w:t>McGatha, M. B., &amp; Darcy, P. (2010). Rubrics at play. Mathematics Teaching in the Middle School, 15(6), 328–336.</w:t>
             </w:r>
@@ -114,7 +114,7 @@
                 <w:rPr>
                   <w:color w:val="1F4E96"/>
                   <w:u w:val="single"/>
-                  <w:rFonts w:ascii="Inter" w:hAnsi="Inter" w:cs="Inter"/>
+                  <w:rFonts w:ascii="Calibri" w:hAnsi="Calibri" w:cs="Calibri"/>
                 </w:rPr>
                 <w:t>https://www.jstor.org/stable/41183033</w:t>
               </w:r>
@@ -129,7 +129,7 @@
       </w:pPr>
       <w:r>
         <w:rPr>
-          <w:rFonts w:ascii="Inter" w:hAnsi="Inter"/>
+          <w:rFonts w:ascii="Calibri" w:hAnsi="Calibri"/>
           <w:b/>
           <w:color w:val="1F4E96"/>
           <w:sz w:val="24"/>
@@ -141,14 +141,14 @@
       <w:pPr/>
       <w:r>
         <w:rPr>
-          <w:rFonts w:ascii="Inter" w:hAnsi="Inter"/>
+          <w:rFonts w:ascii="Calibri" w:hAnsi="Calibri"/>
           <w:b/>
         </w:rPr>
         <w:t>Assessment for learning.</w:t>
       </w:r>
       <w:r>
         <w:rPr>
-          <w:rFonts w:ascii="Inter" w:hAnsi="Inter"/>
+          <w:rFonts w:ascii="Calibri" w:hAnsi="Calibri"/>
         </w:rPr>
         <w:t xml:space="preserve"> What does an assessment make visible, what does it hide, and how do we use it for a learner, not just about them? McGatha sorts rubrics by what they reveal and how they weight it. Draw on McGatha, and on the rubrics you scored in the studio, as your evidence — and connect it to the child you begin profiling in the clinic.</w:t>
       </w:r>
@@ -156,7 +156,7 @@
     <w:p>
       <w:r>
         <w:rPr>
-          <w:rFonts w:ascii="Inter" w:hAnsi="Inter"/>
+          <w:rFonts w:ascii="Calibri" w:hAnsi="Calibri"/>
           <w:i/>
         </w:rPr>
         <w:t>This is the fifth and final entry in your Reading Journal. All five entries are due before the field week — write this one now, while the studio is fresh.</w:t>
@@ -536,7 +536,7 @@
     <w:qFormat/>
     <w:rsid w:val="00FC693F"/>
     <w:rPr>
-      <w:rFonts w:ascii="Inter" w:hAnsi="Inter" w:cs="Inter"/>
+      <w:rFonts w:ascii="Calibri" w:hAnsi="Calibri" w:cs="Calibri"/>
     </w:rPr>
   </w:style>
   <w:style w:type="paragraph" w:styleId="Header">
@@ -598,7 +598,7 @@
       <w:outlineLvl w:val="0"/>
     </w:pPr>
     <w:rPr>
-      <w:rFonts w:asciiTheme="majorHAnsi" w:eastAsiaTheme="majorEastAsia" w:hAnsiTheme="majorHAnsi" w:cstheme="majorBidi" w:ascii="Inter" w:hAnsi="Inter" w:cs="Inter"/>
+      <w:rFonts w:asciiTheme="majorHAnsi" w:eastAsiaTheme="majorEastAsia" w:hAnsiTheme="majorHAnsi" w:cstheme="majorBidi" w:ascii="Calibri" w:hAnsi="Calibri" w:cs="Calibri"/>
       <w:b/>
       <w:bCs/>
       <w:color w:val="365F91" w:themeColor="accent1" w:themeShade="BF"/>
@@ -622,7 +622,7 @@
       <w:outlineLvl w:val="1"/>
     </w:pPr>
     <w:rPr>
-      <w:rFonts w:asciiTheme="majorHAnsi" w:eastAsiaTheme="majorEastAsia" w:hAnsiTheme="majorHAnsi" w:cstheme="majorBidi" w:ascii="Inter" w:hAnsi="Inter" w:cs="Inter"/>
+      <w:rFonts w:asciiTheme="majorHAnsi" w:eastAsiaTheme="majorEastAsia" w:hAnsiTheme="majorHAnsi" w:cstheme="majorBidi" w:ascii="Calibri" w:hAnsi="Calibri" w:cs="Calibri"/>
       <w:b/>
       <w:bCs/>
       <w:color w:val="4F81BD" w:themeColor="accent1"/>
@@ -887,7 +887,7 @@
       <w:contextualSpacing/>
     </w:pPr>
     <w:rPr>
-      <w:rFonts w:asciiTheme="majorHAnsi" w:eastAsiaTheme="majorEastAsia" w:hAnsiTheme="majorHAnsi" w:cstheme="majorBidi" w:ascii="Inter" w:hAnsi="Inter" w:cs="Inter"/>
+      <w:rFonts w:asciiTheme="majorHAnsi" w:eastAsiaTheme="majorEastAsia" w:hAnsiTheme="majorHAnsi" w:cstheme="majorBidi" w:ascii="Calibri" w:hAnsi="Calibri" w:cs="Calibri"/>
       <w:color w:val="17365D" w:themeColor="text2" w:themeShade="BF"/>
       <w:spacing w:val="5"/>
       <w:kern w:val="28"/>
@@ -1068,7 +1068,7 @@
       <w:contextualSpacing/>
     </w:pPr>
     <w:rPr>
-      <w:rFonts w:ascii="Inter" w:hAnsi="Inter" w:cs="Inter"/>
+      <w:rFonts w:ascii="Calibri" w:hAnsi="Calibri" w:cs="Calibri"/>
     </w:rPr>
   </w:style>
   <w:style w:type="paragraph" w:styleId="ListBullet2">
@@ -1110,7 +1110,7 @@
       <w:contextualSpacing/>
     </w:pPr>
     <w:rPr>
-      <w:rFonts w:ascii="Inter" w:hAnsi="Inter" w:cs="Inter"/>
+      <w:rFonts w:ascii="Calibri" w:hAnsi="Calibri" w:cs="Calibri"/>
     </w:rPr>
   </w:style>
   <w:style w:type="paragraph" w:styleId="ListNumber2">

--- a/week-5-assessment-rubrics/week-5-reading-homework.docx
+++ b/week-5-assessment-rubrics/week-5-reading-homework.docx
@@ -44,7 +44,7 @@
           <w:rFonts w:ascii="Calibri" w:hAnsi="Calibri"/>
           <w:i/>
         </w:rPr>
-        <w:t>Read McGatha and Darcy after the studio, then work through them with Todd-in-a-Can in Journaler — highlight what strikes you, think it through, and land on your take on the prompt below. Todd asks the questions; you do the reasoning.</w:t>
+        <w:t>Read McGatha and Darcy in Journaler after the studio. Mark the passages you want to use and quote them in your entry. Then answer the prompt below.</w:t>
       </w:r>
     </w:p>
     <w:p>

--- a/week-5-assessment-rubrics/week-5-reading-homework.docx
+++ b/week-5-assessment-rubrics/week-5-reading-homework.docx
@@ -44,7 +44,7 @@
           <w:rFonts w:ascii="Calibri" w:hAnsi="Calibri"/>
           <w:i/>
         </w:rPr>
-        <w:t>Read McGatha and Darcy in Journaler after the studio. Mark the passages you want to use and quote them in your entry. Then answer the prompt below.</w:t>
+        <w:t>Read McGatha and Darcy after the studio, then work through them with Journaler — highlight what strikes you, think it through, and land on your take on the prompt below. Todd-in-a-Can is there if you want a sounding board.</w:t>
       </w:r>
     </w:p>
     <w:p>
